--- a/Tasks 1 y 2.docx
+++ b/Tasks 1 y 2.docx
@@ -78,7 +78,7 @@
       <w:hyperlink r:id="rId6" w:history="1">
         <w:r>
           <w:rPr>
-            <w:rStyle w:val="Hyperlink"/>
+            <w:rStyle w:val="Hipervnculo"/>
           </w:rPr>
           <w:t>https://github.com/ArielaMishaanCohen/LAB9.git</w:t>
         </w:r>
@@ -133,7 +133,7 @@
     </w:p>
     <w:p>
       <w:pPr>
-        <w:pStyle w:val="ListParagraph"/>
+        <w:pStyle w:val="Prrafodelista"/>
         <w:numPr>
           <w:ilvl w:val="0"/>
           <w:numId w:val="1"/>
@@ -147,7 +147,7 @@
     </w:p>
     <w:p>
       <w:pPr>
-        <w:pStyle w:val="ListParagraph"/>
+        <w:pStyle w:val="Prrafodelista"/>
         <w:numPr>
           <w:ilvl w:val="0"/>
           <w:numId w:val="1"/>
@@ -238,7 +238,7 @@
     </w:p>
     <w:p>
       <w:pPr>
-        <w:pStyle w:val="ListParagraph"/>
+        <w:pStyle w:val="Prrafodelista"/>
         <w:numPr>
           <w:ilvl w:val="0"/>
           <w:numId w:val="2"/>
@@ -260,7 +260,7 @@
     </w:p>
     <w:p>
       <w:pPr>
-        <w:pStyle w:val="ListParagraph"/>
+        <w:pStyle w:val="Prrafodelista"/>
         <w:spacing w:after="0"/>
         <w:jc w:val="both"/>
       </w:pPr>
@@ -319,7 +319,7 @@
     </w:p>
     <w:p>
       <w:pPr>
-        <w:pStyle w:val="ListParagraph"/>
+        <w:pStyle w:val="Prrafodelista"/>
         <w:numPr>
           <w:ilvl w:val="0"/>
           <w:numId w:val="3"/>
@@ -386,7 +386,7 @@
     </w:p>
     <w:p>
       <w:pPr>
-        <w:pStyle w:val="ListParagraph"/>
+        <w:pStyle w:val="Prrafodelista"/>
         <w:numPr>
           <w:ilvl w:val="0"/>
           <w:numId w:val="3"/>
@@ -475,12 +475,12 @@
     </w:p>
     <w:p>
       <w:pPr>
-        <w:pStyle w:val="ListParagraph"/>
-      </w:pPr>
-    </w:p>
-    <w:p>
-      <w:pPr>
-        <w:pStyle w:val="ListParagraph"/>
+        <w:pStyle w:val="Prrafodelista"/>
+      </w:pPr>
+    </w:p>
+    <w:p>
+      <w:pPr>
+        <w:pStyle w:val="Prrafodelista"/>
         <w:numPr>
           <w:ilvl w:val="0"/>
           <w:numId w:val="2"/>
@@ -502,7 +502,7 @@
     </w:p>
     <w:p>
       <w:pPr>
-        <w:pStyle w:val="ListParagraph"/>
+        <w:pStyle w:val="Prrafodelista"/>
         <w:spacing w:after="0"/>
         <w:jc w:val="both"/>
       </w:pPr>
@@ -515,14 +515,14 @@
     </w:p>
     <w:p>
       <w:pPr>
-        <w:pStyle w:val="ListParagraph"/>
-        <w:spacing w:after="0"/>
-        <w:jc w:val="both"/>
-      </w:pPr>
-    </w:p>
-    <w:p>
-      <w:pPr>
-        <w:pStyle w:val="ListParagraph"/>
+        <w:pStyle w:val="Prrafodelista"/>
+        <w:spacing w:after="0"/>
+        <w:jc w:val="both"/>
+      </w:pPr>
+    </w:p>
+    <w:p>
+      <w:pPr>
+        <w:pStyle w:val="Prrafodelista"/>
         <w:spacing w:after="0"/>
         <w:jc w:val="both"/>
       </w:pPr>
@@ -565,14 +565,14 @@
     </w:p>
     <w:p>
       <w:pPr>
-        <w:pStyle w:val="ListParagraph"/>
-        <w:spacing w:after="0"/>
-        <w:jc w:val="both"/>
-      </w:pPr>
-    </w:p>
-    <w:p>
-      <w:pPr>
-        <w:pStyle w:val="ListParagraph"/>
+        <w:pStyle w:val="Prrafodelista"/>
+        <w:spacing w:after="0"/>
+        <w:jc w:val="both"/>
+      </w:pPr>
+    </w:p>
+    <w:p>
+      <w:pPr>
+        <w:pStyle w:val="Prrafodelista"/>
         <w:spacing w:after="0"/>
         <w:jc w:val="both"/>
       </w:pPr>
@@ -618,14 +618,14 @@
     </w:p>
     <w:p>
       <w:pPr>
-        <w:pStyle w:val="ListParagraph"/>
-        <w:spacing w:after="0"/>
-        <w:jc w:val="both"/>
-      </w:pPr>
-    </w:p>
-    <w:p>
-      <w:pPr>
-        <w:pStyle w:val="ListParagraph"/>
+        <w:pStyle w:val="Prrafodelista"/>
+        <w:spacing w:after="0"/>
+        <w:jc w:val="both"/>
+      </w:pPr>
+    </w:p>
+    <w:p>
+      <w:pPr>
+        <w:pStyle w:val="Prrafodelista"/>
         <w:numPr>
           <w:ilvl w:val="0"/>
           <w:numId w:val="2"/>
@@ -647,7 +647,7 @@
     </w:p>
     <w:p>
       <w:pPr>
-        <w:pStyle w:val="ListParagraph"/>
+        <w:pStyle w:val="Prrafodelista"/>
         <w:spacing w:after="0"/>
         <w:jc w:val="both"/>
       </w:pPr>
@@ -691,14 +691,14 @@
     </w:p>
     <w:p>
       <w:pPr>
-        <w:pStyle w:val="ListParagraph"/>
-        <w:spacing w:after="0"/>
-        <w:jc w:val="both"/>
-      </w:pPr>
-    </w:p>
-    <w:p>
-      <w:pPr>
-        <w:pStyle w:val="ListParagraph"/>
+        <w:pStyle w:val="Prrafodelista"/>
+        <w:spacing w:after="0"/>
+        <w:jc w:val="both"/>
+      </w:pPr>
+    </w:p>
+    <w:p>
+      <w:pPr>
+        <w:pStyle w:val="Prrafodelista"/>
         <w:numPr>
           <w:ilvl w:val="0"/>
           <w:numId w:val="2"/>
@@ -720,12 +720,489 @@
     </w:p>
     <w:p>
       <w:pPr>
-        <w:pStyle w:val="ListParagraph"/>
-        <w:spacing w:after="0"/>
-        <w:jc w:val="both"/>
+        <w:pStyle w:val="Prrafodelista"/>
+        <w:spacing w:after="0"/>
+        <w:jc w:val="both"/>
+        <w:rPr>
+          <w:lang w:val="es-MX"/>
+        </w:rPr>
       </w:pPr>
       <w:r>
         <w:t xml:space="preserve">En el contexto de Akihabara Fest, se podrían combinar ambos enfoques: U-Net para la eliminación del fondo y Mask R-CNN para la interacción precisa con objetos específicos. </w:t>
+      </w:r>
+    </w:p>
+    <w:p>
+      <w:pPr>
+        <w:pStyle w:val="Prrafodelista"/>
+        <w:spacing w:after="0"/>
+        <w:jc w:val="both"/>
+        <w:rPr>
+          <w:lang w:val="es-MX"/>
+        </w:rPr>
+      </w:pPr>
+    </w:p>
+    <w:p>
+      <w:pPr>
+        <w:pStyle w:val="Prrafodelista"/>
+        <w:spacing w:after="0"/>
+        <w:jc w:val="both"/>
+        <w:rPr>
+          <w:b/>
+          <w:bCs/>
+          <w:u w:val="single"/>
+          <w:lang w:val="es-MX"/>
+        </w:rPr>
+      </w:pPr>
+      <w:r>
+        <w:rPr>
+          <w:b/>
+          <w:bCs/>
+          <w:u w:val="single"/>
+          <w:lang w:val="es-MX"/>
+        </w:rPr>
+        <w:t>Task 2</w:t>
+      </w:r>
+    </w:p>
+    <w:p>
+      <w:pPr>
+        <w:pStyle w:val="Prrafodelista"/>
+        <w:spacing w:after="0"/>
+        <w:jc w:val="both"/>
+        <w:rPr>
+          <w:lang w:val="es-MX"/>
+        </w:rPr>
+      </w:pPr>
+    </w:p>
+    <w:p>
+      <w:pPr>
+        <w:pStyle w:val="Prrafodelista"/>
+        <w:numPr>
+          <w:ilvl w:val="0"/>
+          <w:numId w:val="6"/>
+        </w:numPr>
+        <w:jc w:val="both"/>
+        <w:rPr>
+          <w:lang w:val="es-MX"/>
+        </w:rPr>
+      </w:pPr>
+      <w:r>
+        <w:rPr>
+          <w:lang w:val="es-MX"/>
+        </w:rPr>
+        <w:t xml:space="preserve">Explique matemáticamente, utilizando la fórmula del IoU, por qué el algoritmo NMS está causando que los clones superpuestos desaparezcan. </w:t>
+      </w:r>
+    </w:p>
+    <w:p>
+      <w:pPr>
+        <w:pStyle w:val="Prrafodelista"/>
+        <w:jc w:val="both"/>
+        <w:rPr>
+          <w:lang w:val="es-MX"/>
+        </w:rPr>
+      </w:pPr>
+      <w:r>
+        <w:rPr>
+          <w:lang w:val="es-MX"/>
+        </w:rPr>
+        <w:t xml:space="preserve">El algoritmo NMS funciona ordenando todas las cajas detectadas por su score de confianza, conserva la de mayor score y luego calcula el IoU contra todas las demás. Cualquier caja que supere el umbral definido es eliminada, porque el algoritmo asume que es una detección duplicada del mismo objeto. </w:t>
+      </w:r>
+    </w:p>
+    <w:p>
+      <w:pPr>
+        <w:pStyle w:val="Prrafodelista"/>
+        <w:jc w:val="both"/>
+        <w:rPr>
+          <w:rFonts w:eastAsiaTheme="minorEastAsia"/>
+          <w:lang w:val="es-MX"/>
+        </w:rPr>
+      </w:pPr>
+      <w:r>
+        <w:rPr>
+          <w:lang w:val="es-MX"/>
+        </w:rPr>
+        <w:t xml:space="preserve">El problema en este escenario es que los 15 cosplayers están físicamente superpuestos, entonces sus bounding boxes se solapan mucho. Por ejemplo, si la Persona A tiene score 0.92 y la Persona B tiene score 0.87, y ambas cajas comparten una zona de intersección de </w:t>
+      </w:r>
+      <m:oMath>
+        <m:r>
+          <w:rPr>
+            <w:rFonts w:ascii="Cambria Math" w:hAnsi="Cambria Math"/>
+            <w:lang w:val="es-MX"/>
+          </w:rPr>
+          <m:t>17,500 p</m:t>
+        </m:r>
+        <m:sSup>
+          <m:sSupPr>
+            <m:ctrlPr>
+              <w:rPr>
+                <w:rFonts w:ascii="Cambria Math" w:hAnsi="Cambria Math"/>
+                <w:i/>
+                <w:lang w:val="es-MX"/>
+              </w:rPr>
+            </m:ctrlPr>
+          </m:sSupPr>
+          <m:e>
+            <m:r>
+              <w:rPr>
+                <w:rFonts w:ascii="Cambria Math" w:hAnsi="Cambria Math"/>
+                <w:lang w:val="es-MX"/>
+              </w:rPr>
+              <m:t>x</m:t>
+            </m:r>
+          </m:e>
+          <m:sup>
+            <m:r>
+              <w:rPr>
+                <w:rFonts w:ascii="Cambria Math" w:hAnsi="Cambria Math"/>
+                <w:lang w:val="es-MX"/>
+              </w:rPr>
+              <m:t>2</m:t>
+            </m:r>
+          </m:sup>
+        </m:sSup>
+      </m:oMath>
+      <w:r>
+        <w:rPr>
+          <w:rFonts w:eastAsiaTheme="minorEastAsia"/>
+          <w:lang w:val="es-MX"/>
+        </w:rPr>
+        <w:t xml:space="preserve"> sobre una unión de </w:t>
+      </w:r>
+      <m:oMath>
+        <m:r>
+          <w:rPr>
+            <w:rFonts w:ascii="Cambria Math" w:eastAsiaTheme="minorEastAsia" w:hAnsi="Cambria Math"/>
+            <w:lang w:val="es-MX"/>
+          </w:rPr>
+          <m:t>32,500 p</m:t>
+        </m:r>
+        <m:sSup>
+          <m:sSupPr>
+            <m:ctrlPr>
+              <w:rPr>
+                <w:rFonts w:ascii="Cambria Math" w:eastAsiaTheme="minorEastAsia" w:hAnsi="Cambria Math"/>
+                <w:i/>
+                <w:lang w:val="es-MX"/>
+              </w:rPr>
+            </m:ctrlPr>
+          </m:sSupPr>
+          <m:e>
+            <m:r>
+              <w:rPr>
+                <w:rFonts w:ascii="Cambria Math" w:eastAsiaTheme="minorEastAsia" w:hAnsi="Cambria Math"/>
+                <w:lang w:val="es-MX"/>
+              </w:rPr>
+              <m:t>x</m:t>
+            </m:r>
+          </m:e>
+          <m:sup>
+            <m:r>
+              <w:rPr>
+                <w:rFonts w:ascii="Cambria Math" w:eastAsiaTheme="minorEastAsia" w:hAnsi="Cambria Math"/>
+                <w:lang w:val="es-MX"/>
+              </w:rPr>
+              <m:t>2</m:t>
+            </m:r>
+          </m:sup>
+        </m:sSup>
+      </m:oMath>
+      <w:r>
+        <w:rPr>
+          <w:rFonts w:eastAsiaTheme="minorEastAsia"/>
+          <w:lang w:val="es-MX"/>
+        </w:rPr>
+        <w:t xml:space="preserve">, el IoU sería: </w:t>
+      </w:r>
+    </w:p>
+    <w:p>
+      <w:pPr>
+        <w:pStyle w:val="Prrafodelista"/>
+        <w:rPr>
+          <w:rFonts w:eastAsiaTheme="minorEastAsia"/>
+          <w:lang w:val="es-MX"/>
+        </w:rPr>
+      </w:pPr>
+      <m:oMathPara>
+        <m:oMath>
+          <m:r>
+            <w:rPr>
+              <w:rFonts w:ascii="Cambria Math" w:hAnsi="Cambria Math"/>
+              <w:lang w:val="es-MX"/>
+            </w:rPr>
+            <m:t>IoU=</m:t>
+          </m:r>
+          <m:f>
+            <m:fPr>
+              <m:ctrlPr>
+                <w:rPr>
+                  <w:rFonts w:ascii="Cambria Math" w:hAnsi="Cambria Math"/>
+                  <w:i/>
+                  <w:lang w:val="es-MX"/>
+                </w:rPr>
+              </m:ctrlPr>
+            </m:fPr>
+            <m:num>
+              <m:r>
+                <w:rPr>
+                  <w:rFonts w:ascii="Cambria Math" w:hAnsi="Cambria Math"/>
+                  <w:lang w:val="es-MX"/>
+                </w:rPr>
+                <m:t>17500</m:t>
+              </m:r>
+            </m:num>
+            <m:den>
+              <m:r>
+                <w:rPr>
+                  <w:rFonts w:ascii="Cambria Math" w:hAnsi="Cambria Math"/>
+                  <w:lang w:val="es-MX"/>
+                </w:rPr>
+                <m:t>32500</m:t>
+              </m:r>
+            </m:den>
+          </m:f>
+          <m:r>
+            <w:rPr>
+              <w:rFonts w:ascii="Cambria Math" w:hAnsi="Cambria Math"/>
+              <w:lang w:val="es-MX"/>
+            </w:rPr>
+            <m:t>~ 0.538</m:t>
+          </m:r>
+        </m:oMath>
+      </m:oMathPara>
+    </w:p>
+    <w:p>
+      <w:pPr>
+        <w:pStyle w:val="Prrafodelista"/>
+        <w:rPr>
+          <w:rFonts w:eastAsiaTheme="minorEastAsia"/>
+          <w:lang w:val="es-MX"/>
+        </w:rPr>
+      </w:pPr>
+      <w:r>
+        <w:rPr>
+          <w:rFonts w:eastAsiaTheme="minorEastAsia"/>
+          <w:lang w:val="es-MX"/>
+        </w:rPr>
+        <w:t xml:space="preserve">Con un umbral típico de 0.5, ese 0.538 hace que la Persona B sea eliminada, aunque sea una persona completamente distinta. Esto se repite en cadena con los 15 clones: el modelo sí los detecta a todos, dibuja cientos de cajas, pero el NMS las interpreta como duplicados y las suprime, generando falsos negativos masivos. </w:t>
+      </w:r>
+    </w:p>
+    <w:p>
+      <w:pPr>
+        <w:pStyle w:val="Prrafodelista"/>
+        <w:rPr>
+          <w:lang w:val="es-MX"/>
+        </w:rPr>
+      </w:pPr>
+    </w:p>
+    <w:p>
+      <w:pPr>
+        <w:pStyle w:val="Prrafodelista"/>
+        <w:rPr>
+          <w:lang w:val="es-MX"/>
+        </w:rPr>
+      </w:pPr>
+    </w:p>
+    <w:p>
+      <w:pPr>
+        <w:pStyle w:val="Prrafodelista"/>
+        <w:rPr>
+          <w:lang w:val="es-MX"/>
+        </w:rPr>
+      </w:pPr>
+    </w:p>
+    <w:p>
+      <w:pPr>
+        <w:pStyle w:val="Prrafodelista"/>
+        <w:jc w:val="both"/>
+        <w:rPr>
+          <w:lang w:val="es-MX"/>
+        </w:rPr>
+      </w:pPr>
+    </w:p>
+    <w:p>
+      <w:pPr>
+        <w:pStyle w:val="Prrafodelista"/>
+        <w:numPr>
+          <w:ilvl w:val="0"/>
+          <w:numId w:val="6"/>
+        </w:numPr>
+        <w:jc w:val="both"/>
+        <w:rPr>
+          <w:lang w:val="es-MX"/>
+        </w:rPr>
+      </w:pPr>
+      <w:r>
+        <w:rPr>
+          <w:lang w:val="es-MX"/>
+        </w:rPr>
+        <w:lastRenderedPageBreak/>
+        <w:t xml:space="preserve">¿Qué pasaría si ajusta el umbral de IoU del NMS a 0?15? ¿Qué pasaría si lo ajusta a 0.95? </w:t>
+      </w:r>
+    </w:p>
+    <w:p>
+      <w:pPr>
+        <w:pStyle w:val="Prrafodelista"/>
+        <w:jc w:val="both"/>
+        <w:rPr>
+          <w:lang w:val="es-MX"/>
+        </w:rPr>
+      </w:pPr>
+      <w:r>
+        <w:rPr>
+          <w:lang w:val="es-MX"/>
+        </w:rPr>
+        <w:t xml:space="preserve">Si se ajusta el umbral a 0.15, el NMS se vuelve extremadamente agresivo porque elimina cualquier par de cajas con apenas un 15% de solapamiento. En un escenario de alta densidad como este, prácticamente todas las detecciones serían suprimidas y el resultado sería incluso peor que antes, con muy pocas personas detectadas y un recall muy bajo. </w:t>
+      </w:r>
+    </w:p>
+    <w:p>
+      <w:pPr>
+        <w:pStyle w:val="Prrafodelista"/>
+        <w:jc w:val="both"/>
+        <w:rPr>
+          <w:lang w:val="es-MX"/>
+        </w:rPr>
+      </w:pPr>
+      <w:r>
+        <w:rPr>
+          <w:lang w:val="es-MX"/>
+        </w:rPr>
+        <w:t xml:space="preserve">Si se ajusta a 0.95, el NMS solo eliminaría cajas que se solapan casi por completo, es decir, detecciones genuinamente duplicadas. Las cajas de personas distintas, aunque estén muy juntas, sobrevivían porque es difícil que dos personas distintas tengan un solapamiento del 95%. Esto permitiría detectar correctamente a la mayoría de los 15 clones. </w:t>
+      </w:r>
+    </w:p>
+    <w:p>
+      <w:pPr>
+        <w:pStyle w:val="Prrafodelista"/>
+        <w:jc w:val="both"/>
+        <w:rPr>
+          <w:lang w:val="es-MX"/>
+        </w:rPr>
+      </w:pPr>
+      <w:r>
+        <w:rPr>
+          <w:lang w:val="es-MX"/>
+        </w:rPr>
+        <w:t xml:space="preserve">Para este problema de alta densidad con oclusión severa, el valor más adecuado sería 0.95, ya que reduce drásticamente los falsos negativos al no suprimir personas válidas que simplemente están paradas muy cerca. </w:t>
+      </w:r>
+    </w:p>
+    <w:p>
+      <w:pPr>
+        <w:pStyle w:val="Prrafodelista"/>
+        <w:rPr>
+          <w:lang w:val="es-MX"/>
+        </w:rPr>
+      </w:pPr>
+    </w:p>
+    <w:p>
+      <w:pPr>
+        <w:pStyle w:val="Prrafodelista"/>
+        <w:numPr>
+          <w:ilvl w:val="0"/>
+          <w:numId w:val="6"/>
+        </w:numPr>
+        <w:jc w:val="both"/>
+        <w:rPr>
+          <w:lang w:val="es-MX"/>
+        </w:rPr>
+      </w:pPr>
+      <w:r>
+        <w:rPr>
+          <w:lang w:val="es-MX"/>
+        </w:rPr>
+        <w:t xml:space="preserve">Si el presupuesto le permite cambiar el modelo a YOLOv10, explique cómo su arquitectura resolvería este problema de oclusión sin necesidad de tocar el NMS. </w:t>
+      </w:r>
+    </w:p>
+    <w:p>
+      <w:pPr>
+        <w:pStyle w:val="Prrafodelista"/>
+        <w:jc w:val="both"/>
+        <w:rPr>
+          <w:lang w:val="es-MX"/>
+        </w:rPr>
+      </w:pPr>
+      <w:r>
+        <w:rPr>
+          <w:lang w:val="es-MX"/>
+        </w:rPr>
+        <w:t xml:space="preserve">El problema de fondo con YOLOv8 es que el NMS es un post-procesamiento heurístico que no forma parte del entrenamiento, por lo que depende de un umbral frágil que no generaliza bien en escenas densas. </w:t>
+      </w:r>
+    </w:p>
+    <w:p>
+      <w:pPr>
+        <w:pStyle w:val="Prrafodelista"/>
+        <w:jc w:val="both"/>
+        <w:rPr>
+          <w:lang w:val="es-MX"/>
+        </w:rPr>
+      </w:pPr>
+      <w:r>
+        <w:rPr>
+          <w:lang w:val="es-MX"/>
+        </w:rPr>
+        <w:t xml:space="preserve">YOLOv10 resuelve esto con su arquitectura de Asignación Dual de Etiquetas, que utiliza dos cabezas de predicción simultáneas: </w:t>
+      </w:r>
+    </w:p>
+    <w:p>
+      <w:pPr>
+        <w:pStyle w:val="Prrafodelista"/>
+        <w:numPr>
+          <w:ilvl w:val="0"/>
+          <w:numId w:val="3"/>
+        </w:numPr>
+        <w:jc w:val="both"/>
+        <w:rPr>
+          <w:lang w:val="es-GT"/>
+        </w:rPr>
+      </w:pPr>
+      <w:r>
+        <w:rPr>
+          <w:lang w:val="es-GT"/>
+        </w:rPr>
+        <w:t>La cabeza One-to-Many se u</w:t>
+      </w:r>
+      <w:r>
+        <w:rPr>
+          <w:lang w:val="es-GT"/>
+        </w:rPr>
+        <w:t xml:space="preserve">sa durante el entrenamiento y asigna múltiples anclas por objeto, lo que permite que el modelo aprenda representaciones más ticas de personas muy juntas y ocluidas. </w:t>
+      </w:r>
+    </w:p>
+    <w:p>
+      <w:pPr>
+        <w:pStyle w:val="Prrafodelista"/>
+        <w:numPr>
+          <w:ilvl w:val="0"/>
+          <w:numId w:val="3"/>
+        </w:numPr>
+        <w:jc w:val="both"/>
+        <w:rPr>
+          <w:lang w:val="es-GT"/>
+        </w:rPr>
+      </w:pPr>
+      <w:r>
+        <w:rPr>
+          <w:lang w:val="es-GT"/>
+        </w:rPr>
+        <w:t>La cabeza One-to-One se u</w:t>
+      </w:r>
+      <w:r>
+        <w:rPr>
+          <w:lang w:val="es-GT"/>
+        </w:rPr>
+        <w:t>sa en inferencia y garantiza exactamente una predicción por objeto, eliminando por completo la necesidad de NMS.</w:t>
+      </w:r>
+    </w:p>
+    <w:p>
+      <w:pPr>
+        <w:ind w:left="720"/>
+        <w:jc w:val="both"/>
+        <w:rPr>
+          <w:lang w:val="es-GT"/>
+        </w:rPr>
+      </w:pPr>
+      <w:r>
+        <w:rPr>
+          <w:lang w:val="es-GT"/>
+        </w:rPr>
+        <w:t xml:space="preserve">Al no existir NMS, no hay ningún umbral del IoU que suprima detecciones válidas. El problema de “filtrar duplicados” deja de ser un post-procesamiento externo y se convierte en una asignación óptima aprendida durante el entrenamiento. Aplicado al caso de los 15 clones, cada persona tendría su propia predicción independiente sin que ninguna compita o elimine a las demás, resolviendo el problema de oclusión severa por diseño y no por ajuste de hiperparámetros. </w:t>
       </w:r>
     </w:p>
     <w:sectPr>
@@ -919,6 +1396,95 @@
     </w:lvl>
   </w:abstractNum>
   <w:abstractNum w:abstractNumId="2" w15:restartNumberingAfterBreak="0">
+    <w:nsid w:val="3CA666EF"/>
+    <w:multiLevelType w:val="hybridMultilevel"/>
+    <w:tmpl w:val="28EC6D1C"/>
+    <w:lvl w:ilvl="0" w:tplc="100A000F">
+      <w:start w:val="1"/>
+      <w:numFmt w:val="decimal"/>
+      <w:lvlText w:val="%1."/>
+      <w:lvlJc w:val="left"/>
+      <w:pPr>
+        <w:ind w:left="720" w:hanging="360"/>
+      </w:pPr>
+      <w:rPr>
+        <w:rFonts w:hint="default"/>
+      </w:rPr>
+    </w:lvl>
+    <w:lvl w:ilvl="1" w:tplc="100A0019" w:tentative="1">
+      <w:start w:val="1"/>
+      <w:numFmt w:val="lowerLetter"/>
+      <w:lvlText w:val="%2."/>
+      <w:lvlJc w:val="left"/>
+      <w:pPr>
+        <w:ind w:left="1440" w:hanging="360"/>
+      </w:pPr>
+    </w:lvl>
+    <w:lvl w:ilvl="2" w:tplc="100A001B" w:tentative="1">
+      <w:start w:val="1"/>
+      <w:numFmt w:val="lowerRoman"/>
+      <w:lvlText w:val="%3."/>
+      <w:lvlJc w:val="right"/>
+      <w:pPr>
+        <w:ind w:left="2160" w:hanging="180"/>
+      </w:pPr>
+    </w:lvl>
+    <w:lvl w:ilvl="3" w:tplc="100A000F" w:tentative="1">
+      <w:start w:val="1"/>
+      <w:numFmt w:val="decimal"/>
+      <w:lvlText w:val="%4."/>
+      <w:lvlJc w:val="left"/>
+      <w:pPr>
+        <w:ind w:left="2880" w:hanging="360"/>
+      </w:pPr>
+    </w:lvl>
+    <w:lvl w:ilvl="4" w:tplc="100A0019" w:tentative="1">
+      <w:start w:val="1"/>
+      <w:numFmt w:val="lowerLetter"/>
+      <w:lvlText w:val="%5."/>
+      <w:lvlJc w:val="left"/>
+      <w:pPr>
+        <w:ind w:left="3600" w:hanging="360"/>
+      </w:pPr>
+    </w:lvl>
+    <w:lvl w:ilvl="5" w:tplc="100A001B" w:tentative="1">
+      <w:start w:val="1"/>
+      <w:numFmt w:val="lowerRoman"/>
+      <w:lvlText w:val="%6."/>
+      <w:lvlJc w:val="right"/>
+      <w:pPr>
+        <w:ind w:left="4320" w:hanging="180"/>
+      </w:pPr>
+    </w:lvl>
+    <w:lvl w:ilvl="6" w:tplc="100A000F" w:tentative="1">
+      <w:start w:val="1"/>
+      <w:numFmt w:val="decimal"/>
+      <w:lvlText w:val="%7."/>
+      <w:lvlJc w:val="left"/>
+      <w:pPr>
+        <w:ind w:left="5040" w:hanging="360"/>
+      </w:pPr>
+    </w:lvl>
+    <w:lvl w:ilvl="7" w:tplc="100A0019" w:tentative="1">
+      <w:start w:val="1"/>
+      <w:numFmt w:val="lowerLetter"/>
+      <w:lvlText w:val="%8."/>
+      <w:lvlJc w:val="left"/>
+      <w:pPr>
+        <w:ind w:left="5760" w:hanging="360"/>
+      </w:pPr>
+    </w:lvl>
+    <w:lvl w:ilvl="8" w:tplc="100A001B" w:tentative="1">
+      <w:start w:val="1"/>
+      <w:numFmt w:val="lowerRoman"/>
+      <w:lvlText w:val="%9."/>
+      <w:lvlJc w:val="right"/>
+      <w:pPr>
+        <w:ind w:left="6480" w:hanging="180"/>
+      </w:pPr>
+    </w:lvl>
+  </w:abstractNum>
+  <w:abstractNum w:abstractNumId="3" w15:restartNumberingAfterBreak="0">
     <w:nsid w:val="47706A34"/>
     <w:multiLevelType w:val="hybridMultilevel"/>
     <w:tmpl w:val="74E02AA4"/>
@@ -1007,7 +1573,7 @@
       </w:pPr>
     </w:lvl>
   </w:abstractNum>
-  <w:abstractNum w:abstractNumId="3" w15:restartNumberingAfterBreak="0">
+  <w:abstractNum w:abstractNumId="4" w15:restartNumberingAfterBreak="0">
     <w:nsid w:val="494F2D37"/>
     <w:multiLevelType w:val="hybridMultilevel"/>
     <w:tmpl w:val="F7D41B52"/>
@@ -1097,7 +1663,7 @@
       </w:pPr>
     </w:lvl>
   </w:abstractNum>
-  <w:abstractNum w:abstractNumId="4" w15:restartNumberingAfterBreak="0">
+  <w:abstractNum w:abstractNumId="5" w15:restartNumberingAfterBreak="0">
     <w:nsid w:val="4AC94A47"/>
     <w:multiLevelType w:val="hybridMultilevel"/>
     <w:tmpl w:val="A8E8589C"/>
@@ -1217,12 +1783,15 @@
     <w:abstractNumId w:val="0"/>
   </w:num>
   <w:num w:numId="3" w16cid:durableId="1011642394">
+    <w:abstractNumId w:val="5"/>
+  </w:num>
+  <w:num w:numId="4" w16cid:durableId="73626346">
     <w:abstractNumId w:val="4"/>
   </w:num>
-  <w:num w:numId="4" w16cid:durableId="73626346">
+  <w:num w:numId="5" w16cid:durableId="533929542">
     <w:abstractNumId w:val="3"/>
   </w:num>
-  <w:num w:numId="5" w16cid:durableId="533929542">
+  <w:num w:numId="6" w16cid:durableId="435978168">
     <w:abstractNumId w:val="2"/>
   </w:num>
 </w:numbering>
@@ -1237,7 +1806,7 @@
         <w:kern w:val="2"/>
         <w:sz w:val="24"/>
         <w:szCs w:val="24"/>
-        <w:lang w:val="en-GT" w:eastAsia="en-US" w:bidi="he-IL"/>
+        <w:lang w:eastAsia="en-US" w:bidi="he-IL"/>
         <w14:ligatures w14:val="standardContextual"/>
       </w:rPr>
     </w:rPrDefault>
@@ -1629,11 +2198,11 @@
     <w:name w:val="Normal"/>
     <w:qFormat/>
   </w:style>
-  <w:style w:type="paragraph" w:styleId="Heading1">
+  <w:style w:type="paragraph" w:styleId="Ttulo1">
     <w:name w:val="heading 1"/>
     <w:basedOn w:val="Normal"/>
     <w:next w:val="Normal"/>
-    <w:link w:val="Heading1Char"/>
+    <w:link w:val="Ttulo1Car"/>
     <w:uiPriority w:val="9"/>
     <w:qFormat/>
     <w:rsid w:val="00FF61BC"/>
@@ -1650,11 +2219,11 @@
       <w:szCs w:val="40"/>
     </w:rPr>
   </w:style>
-  <w:style w:type="paragraph" w:styleId="Heading2">
+  <w:style w:type="paragraph" w:styleId="Ttulo2">
     <w:name w:val="heading 2"/>
     <w:basedOn w:val="Normal"/>
     <w:next w:val="Normal"/>
-    <w:link w:val="Heading2Char"/>
+    <w:link w:val="Ttulo2Car"/>
     <w:uiPriority w:val="9"/>
     <w:semiHidden/>
     <w:unhideWhenUsed/>
@@ -1673,11 +2242,11 @@
       <w:szCs w:val="32"/>
     </w:rPr>
   </w:style>
-  <w:style w:type="paragraph" w:styleId="Heading3">
+  <w:style w:type="paragraph" w:styleId="Ttulo3">
     <w:name w:val="heading 3"/>
     <w:basedOn w:val="Normal"/>
     <w:next w:val="Normal"/>
-    <w:link w:val="Heading3Char"/>
+    <w:link w:val="Ttulo3Car"/>
     <w:uiPriority w:val="9"/>
     <w:semiHidden/>
     <w:unhideWhenUsed/>
@@ -1696,11 +2265,11 @@
       <w:szCs w:val="28"/>
     </w:rPr>
   </w:style>
-  <w:style w:type="paragraph" w:styleId="Heading4">
+  <w:style w:type="paragraph" w:styleId="Ttulo4">
     <w:name w:val="heading 4"/>
     <w:basedOn w:val="Normal"/>
     <w:next w:val="Normal"/>
-    <w:link w:val="Heading4Char"/>
+    <w:link w:val="Ttulo4Car"/>
     <w:uiPriority w:val="9"/>
     <w:semiHidden/>
     <w:unhideWhenUsed/>
@@ -1719,11 +2288,11 @@
       <w:color w:val="0F4761" w:themeColor="accent1" w:themeShade="BF"/>
     </w:rPr>
   </w:style>
-  <w:style w:type="paragraph" w:styleId="Heading5">
+  <w:style w:type="paragraph" w:styleId="Ttulo5">
     <w:name w:val="heading 5"/>
     <w:basedOn w:val="Normal"/>
     <w:next w:val="Normal"/>
-    <w:link w:val="Heading5Char"/>
+    <w:link w:val="Ttulo5Car"/>
     <w:uiPriority w:val="9"/>
     <w:semiHidden/>
     <w:unhideWhenUsed/>
@@ -1740,11 +2309,11 @@
       <w:color w:val="0F4761" w:themeColor="accent1" w:themeShade="BF"/>
     </w:rPr>
   </w:style>
-  <w:style w:type="paragraph" w:styleId="Heading6">
+  <w:style w:type="paragraph" w:styleId="Ttulo6">
     <w:name w:val="heading 6"/>
     <w:basedOn w:val="Normal"/>
     <w:next w:val="Normal"/>
-    <w:link w:val="Heading6Char"/>
+    <w:link w:val="Ttulo6Car"/>
     <w:uiPriority w:val="9"/>
     <w:semiHidden/>
     <w:unhideWhenUsed/>
@@ -1763,11 +2332,11 @@
       <w:color w:val="595959" w:themeColor="text1" w:themeTint="A6"/>
     </w:rPr>
   </w:style>
-  <w:style w:type="paragraph" w:styleId="Heading7">
+  <w:style w:type="paragraph" w:styleId="Ttulo7">
     <w:name w:val="heading 7"/>
     <w:basedOn w:val="Normal"/>
     <w:next w:val="Normal"/>
-    <w:link w:val="Heading7Char"/>
+    <w:link w:val="Ttulo7Car"/>
     <w:uiPriority w:val="9"/>
     <w:semiHidden/>
     <w:unhideWhenUsed/>
@@ -1784,11 +2353,11 @@
       <w:color w:val="595959" w:themeColor="text1" w:themeTint="A6"/>
     </w:rPr>
   </w:style>
-  <w:style w:type="paragraph" w:styleId="Heading8">
+  <w:style w:type="paragraph" w:styleId="Ttulo8">
     <w:name w:val="heading 8"/>
     <w:basedOn w:val="Normal"/>
     <w:next w:val="Normal"/>
-    <w:link w:val="Heading8Char"/>
+    <w:link w:val="Ttulo8Car"/>
     <w:uiPriority w:val="9"/>
     <w:semiHidden/>
     <w:unhideWhenUsed/>
@@ -1807,11 +2376,11 @@
       <w:color w:val="272727" w:themeColor="text1" w:themeTint="D8"/>
     </w:rPr>
   </w:style>
-  <w:style w:type="paragraph" w:styleId="Heading9">
+  <w:style w:type="paragraph" w:styleId="Ttulo9">
     <w:name w:val="heading 9"/>
     <w:basedOn w:val="Normal"/>
     <w:next w:val="Normal"/>
-    <w:link w:val="Heading9Char"/>
+    <w:link w:val="Ttulo9Car"/>
     <w:uiPriority w:val="9"/>
     <w:semiHidden/>
     <w:unhideWhenUsed/>
@@ -1828,13 +2397,13 @@
       <w:color w:val="272727" w:themeColor="text1" w:themeTint="D8"/>
     </w:rPr>
   </w:style>
-  <w:style w:type="character" w:default="1" w:styleId="DefaultParagraphFont">
+  <w:style w:type="character" w:default="1" w:styleId="Fuentedeprrafopredeter">
     <w:name w:val="Default Paragraph Font"/>
     <w:uiPriority w:val="1"/>
     <w:semiHidden/>
     <w:unhideWhenUsed/>
   </w:style>
-  <w:style w:type="table" w:default="1" w:styleId="TableNormal">
+  <w:style w:type="table" w:default="1" w:styleId="Tablanormal">
     <w:name w:val="Normal Table"/>
     <w:uiPriority w:val="99"/>
     <w:semiHidden/>
@@ -1849,16 +2418,16 @@
       </w:tblCellMar>
     </w:tblPr>
   </w:style>
-  <w:style w:type="numbering" w:default="1" w:styleId="NoList">
+  <w:style w:type="numbering" w:default="1" w:styleId="Sinlista">
     <w:name w:val="No List"/>
     <w:uiPriority w:val="99"/>
     <w:semiHidden/>
     <w:unhideWhenUsed/>
   </w:style>
-  <w:style w:type="character" w:customStyle="1" w:styleId="Heading1Char">
-    <w:name w:val="Heading 1 Char"/>
-    <w:basedOn w:val="DefaultParagraphFont"/>
-    <w:link w:val="Heading1"/>
+  <w:style w:type="character" w:customStyle="1" w:styleId="Ttulo1Car">
+    <w:name w:val="Título 1 Car"/>
+    <w:basedOn w:val="Fuentedeprrafopredeter"/>
+    <w:link w:val="Ttulo1"/>
     <w:uiPriority w:val="9"/>
     <w:rsid w:val="00FF61BC"/>
     <w:rPr>
@@ -1868,10 +2437,10 @@
       <w:szCs w:val="40"/>
     </w:rPr>
   </w:style>
-  <w:style w:type="character" w:customStyle="1" w:styleId="Heading2Char">
-    <w:name w:val="Heading 2 Char"/>
-    <w:basedOn w:val="DefaultParagraphFont"/>
-    <w:link w:val="Heading2"/>
+  <w:style w:type="character" w:customStyle="1" w:styleId="Ttulo2Car">
+    <w:name w:val="Título 2 Car"/>
+    <w:basedOn w:val="Fuentedeprrafopredeter"/>
+    <w:link w:val="Ttulo2"/>
     <w:uiPriority w:val="9"/>
     <w:semiHidden/>
     <w:rsid w:val="00FF61BC"/>
@@ -1882,10 +2451,10 @@
       <w:szCs w:val="32"/>
     </w:rPr>
   </w:style>
-  <w:style w:type="character" w:customStyle="1" w:styleId="Heading3Char">
-    <w:name w:val="Heading 3 Char"/>
-    <w:basedOn w:val="DefaultParagraphFont"/>
-    <w:link w:val="Heading3"/>
+  <w:style w:type="character" w:customStyle="1" w:styleId="Ttulo3Car">
+    <w:name w:val="Título 3 Car"/>
+    <w:basedOn w:val="Fuentedeprrafopredeter"/>
+    <w:link w:val="Ttulo3"/>
     <w:uiPriority w:val="9"/>
     <w:semiHidden/>
     <w:rsid w:val="00FF61BC"/>
@@ -1896,10 +2465,10 @@
       <w:szCs w:val="28"/>
     </w:rPr>
   </w:style>
-  <w:style w:type="character" w:customStyle="1" w:styleId="Heading4Char">
-    <w:name w:val="Heading 4 Char"/>
-    <w:basedOn w:val="DefaultParagraphFont"/>
-    <w:link w:val="Heading4"/>
+  <w:style w:type="character" w:customStyle="1" w:styleId="Ttulo4Car">
+    <w:name w:val="Título 4 Car"/>
+    <w:basedOn w:val="Fuentedeprrafopredeter"/>
+    <w:link w:val="Ttulo4"/>
     <w:uiPriority w:val="9"/>
     <w:semiHidden/>
     <w:rsid w:val="00FF61BC"/>
@@ -1910,10 +2479,10 @@
       <w:color w:val="0F4761" w:themeColor="accent1" w:themeShade="BF"/>
     </w:rPr>
   </w:style>
-  <w:style w:type="character" w:customStyle="1" w:styleId="Heading5Char">
-    <w:name w:val="Heading 5 Char"/>
-    <w:basedOn w:val="DefaultParagraphFont"/>
-    <w:link w:val="Heading5"/>
+  <w:style w:type="character" w:customStyle="1" w:styleId="Ttulo5Car">
+    <w:name w:val="Título 5 Car"/>
+    <w:basedOn w:val="Fuentedeprrafopredeter"/>
+    <w:link w:val="Ttulo5"/>
     <w:uiPriority w:val="9"/>
     <w:semiHidden/>
     <w:rsid w:val="00FF61BC"/>
@@ -1922,10 +2491,10 @@
       <w:color w:val="0F4761" w:themeColor="accent1" w:themeShade="BF"/>
     </w:rPr>
   </w:style>
-  <w:style w:type="character" w:customStyle="1" w:styleId="Heading6Char">
-    <w:name w:val="Heading 6 Char"/>
-    <w:basedOn w:val="DefaultParagraphFont"/>
-    <w:link w:val="Heading6"/>
+  <w:style w:type="character" w:customStyle="1" w:styleId="Ttulo6Car">
+    <w:name w:val="Título 6 Car"/>
+    <w:basedOn w:val="Fuentedeprrafopredeter"/>
+    <w:link w:val="Ttulo6"/>
     <w:uiPriority w:val="9"/>
     <w:semiHidden/>
     <w:rsid w:val="00FF61BC"/>
@@ -1936,10 +2505,10 @@
       <w:color w:val="595959" w:themeColor="text1" w:themeTint="A6"/>
     </w:rPr>
   </w:style>
-  <w:style w:type="character" w:customStyle="1" w:styleId="Heading7Char">
-    <w:name w:val="Heading 7 Char"/>
-    <w:basedOn w:val="DefaultParagraphFont"/>
-    <w:link w:val="Heading7"/>
+  <w:style w:type="character" w:customStyle="1" w:styleId="Ttulo7Car">
+    <w:name w:val="Título 7 Car"/>
+    <w:basedOn w:val="Fuentedeprrafopredeter"/>
+    <w:link w:val="Ttulo7"/>
     <w:uiPriority w:val="9"/>
     <w:semiHidden/>
     <w:rsid w:val="00FF61BC"/>
@@ -1948,10 +2517,10 @@
       <w:color w:val="595959" w:themeColor="text1" w:themeTint="A6"/>
     </w:rPr>
   </w:style>
-  <w:style w:type="character" w:customStyle="1" w:styleId="Heading8Char">
-    <w:name w:val="Heading 8 Char"/>
-    <w:basedOn w:val="DefaultParagraphFont"/>
-    <w:link w:val="Heading8"/>
+  <w:style w:type="character" w:customStyle="1" w:styleId="Ttulo8Car">
+    <w:name w:val="Título 8 Car"/>
+    <w:basedOn w:val="Fuentedeprrafopredeter"/>
+    <w:link w:val="Ttulo8"/>
     <w:uiPriority w:val="9"/>
     <w:semiHidden/>
     <w:rsid w:val="00FF61BC"/>
@@ -1962,10 +2531,10 @@
       <w:color w:val="272727" w:themeColor="text1" w:themeTint="D8"/>
     </w:rPr>
   </w:style>
-  <w:style w:type="character" w:customStyle="1" w:styleId="Heading9Char">
-    <w:name w:val="Heading 9 Char"/>
-    <w:basedOn w:val="DefaultParagraphFont"/>
-    <w:link w:val="Heading9"/>
+  <w:style w:type="character" w:customStyle="1" w:styleId="Ttulo9Car">
+    <w:name w:val="Título 9 Car"/>
+    <w:basedOn w:val="Fuentedeprrafopredeter"/>
+    <w:link w:val="Ttulo9"/>
     <w:uiPriority w:val="9"/>
     <w:semiHidden/>
     <w:rsid w:val="00FF61BC"/>
@@ -1974,11 +2543,11 @@
       <w:color w:val="272727" w:themeColor="text1" w:themeTint="D8"/>
     </w:rPr>
   </w:style>
-  <w:style w:type="paragraph" w:styleId="Title">
+  <w:style w:type="paragraph" w:styleId="Ttulo">
     <w:name w:val="Title"/>
     <w:basedOn w:val="Normal"/>
     <w:next w:val="Normal"/>
-    <w:link w:val="TitleChar"/>
+    <w:link w:val="TtuloCar"/>
     <w:uiPriority w:val="10"/>
     <w:qFormat/>
     <w:rsid w:val="00FF61BC"/>
@@ -1994,10 +2563,10 @@
       <w:szCs w:val="56"/>
     </w:rPr>
   </w:style>
-  <w:style w:type="character" w:customStyle="1" w:styleId="TitleChar">
-    <w:name w:val="Title Char"/>
-    <w:basedOn w:val="DefaultParagraphFont"/>
-    <w:link w:val="Title"/>
+  <w:style w:type="character" w:customStyle="1" w:styleId="TtuloCar">
+    <w:name w:val="Título Car"/>
+    <w:basedOn w:val="Fuentedeprrafopredeter"/>
+    <w:link w:val="Ttulo"/>
     <w:uiPriority w:val="10"/>
     <w:rsid w:val="00FF61BC"/>
     <w:rPr>
@@ -2008,11 +2577,11 @@
       <w:szCs w:val="56"/>
     </w:rPr>
   </w:style>
-  <w:style w:type="paragraph" w:styleId="Subtitle">
+  <w:style w:type="paragraph" w:styleId="Subttulo">
     <w:name w:val="Subtitle"/>
     <w:basedOn w:val="Normal"/>
     <w:next w:val="Normal"/>
-    <w:link w:val="SubtitleChar"/>
+    <w:link w:val="SubttuloCar"/>
     <w:uiPriority w:val="11"/>
     <w:qFormat/>
     <w:rsid w:val="00FF61BC"/>
@@ -2029,10 +2598,10 @@
       <w:szCs w:val="28"/>
     </w:rPr>
   </w:style>
-  <w:style w:type="character" w:customStyle="1" w:styleId="SubtitleChar">
-    <w:name w:val="Subtitle Char"/>
-    <w:basedOn w:val="DefaultParagraphFont"/>
-    <w:link w:val="Subtitle"/>
+  <w:style w:type="character" w:customStyle="1" w:styleId="SubttuloCar">
+    <w:name w:val="Subtítulo Car"/>
+    <w:basedOn w:val="Fuentedeprrafopredeter"/>
+    <w:link w:val="Subttulo"/>
     <w:uiPriority w:val="11"/>
     <w:rsid w:val="00FF61BC"/>
     <w:rPr>
@@ -2043,11 +2612,11 @@
       <w:szCs w:val="28"/>
     </w:rPr>
   </w:style>
-  <w:style w:type="paragraph" w:styleId="Quote">
+  <w:style w:type="paragraph" w:styleId="Cita">
     <w:name w:val="Quote"/>
     <w:basedOn w:val="Normal"/>
     <w:next w:val="Normal"/>
-    <w:link w:val="QuoteChar"/>
+    <w:link w:val="CitaCar"/>
     <w:uiPriority w:val="29"/>
     <w:qFormat/>
     <w:rsid w:val="00FF61BC"/>
@@ -2061,10 +2630,10 @@
       <w:color w:val="404040" w:themeColor="text1" w:themeTint="BF"/>
     </w:rPr>
   </w:style>
-  <w:style w:type="character" w:customStyle="1" w:styleId="QuoteChar">
-    <w:name w:val="Quote Char"/>
-    <w:basedOn w:val="DefaultParagraphFont"/>
-    <w:link w:val="Quote"/>
+  <w:style w:type="character" w:customStyle="1" w:styleId="CitaCar">
+    <w:name w:val="Cita Car"/>
+    <w:basedOn w:val="Fuentedeprrafopredeter"/>
+    <w:link w:val="Cita"/>
     <w:uiPriority w:val="29"/>
     <w:rsid w:val="00FF61BC"/>
     <w:rPr>
@@ -2073,7 +2642,7 @@
       <w:color w:val="404040" w:themeColor="text1" w:themeTint="BF"/>
     </w:rPr>
   </w:style>
-  <w:style w:type="paragraph" w:styleId="ListParagraph">
+  <w:style w:type="paragraph" w:styleId="Prrafodelista">
     <w:name w:val="List Paragraph"/>
     <w:basedOn w:val="Normal"/>
     <w:uiPriority w:val="34"/>
@@ -2084,9 +2653,9 @@
       <w:contextualSpacing/>
     </w:pPr>
   </w:style>
-  <w:style w:type="character" w:styleId="IntenseEmphasis">
+  <w:style w:type="character" w:styleId="nfasisintenso">
     <w:name w:val="Intense Emphasis"/>
-    <w:basedOn w:val="DefaultParagraphFont"/>
+    <w:basedOn w:val="Fuentedeprrafopredeter"/>
     <w:uiPriority w:val="21"/>
     <w:qFormat/>
     <w:rsid w:val="00FF61BC"/>
@@ -2096,11 +2665,11 @@
       <w:color w:val="0F4761" w:themeColor="accent1" w:themeShade="BF"/>
     </w:rPr>
   </w:style>
-  <w:style w:type="paragraph" w:styleId="IntenseQuote">
+  <w:style w:type="paragraph" w:styleId="Citadestacada">
     <w:name w:val="Intense Quote"/>
     <w:basedOn w:val="Normal"/>
     <w:next w:val="Normal"/>
-    <w:link w:val="IntenseQuoteChar"/>
+    <w:link w:val="CitadestacadaCar"/>
     <w:uiPriority w:val="30"/>
     <w:qFormat/>
     <w:rsid w:val="00FF61BC"/>
@@ -2119,10 +2688,10 @@
       <w:color w:val="0F4761" w:themeColor="accent1" w:themeShade="BF"/>
     </w:rPr>
   </w:style>
-  <w:style w:type="character" w:customStyle="1" w:styleId="IntenseQuoteChar">
-    <w:name w:val="Intense Quote Char"/>
-    <w:basedOn w:val="DefaultParagraphFont"/>
-    <w:link w:val="IntenseQuote"/>
+  <w:style w:type="character" w:customStyle="1" w:styleId="CitadestacadaCar">
+    <w:name w:val="Cita destacada Car"/>
+    <w:basedOn w:val="Fuentedeprrafopredeter"/>
+    <w:link w:val="Citadestacada"/>
     <w:uiPriority w:val="30"/>
     <w:rsid w:val="00FF61BC"/>
     <w:rPr>
@@ -2131,9 +2700,9 @@
       <w:color w:val="0F4761" w:themeColor="accent1" w:themeShade="BF"/>
     </w:rPr>
   </w:style>
-  <w:style w:type="character" w:styleId="IntenseReference">
+  <w:style w:type="character" w:styleId="Referenciaintensa">
     <w:name w:val="Intense Reference"/>
-    <w:basedOn w:val="DefaultParagraphFont"/>
+    <w:basedOn w:val="Fuentedeprrafopredeter"/>
     <w:uiPriority w:val="32"/>
     <w:qFormat/>
     <w:rsid w:val="00FF61BC"/>
@@ -2145,9 +2714,9 @@
       <w:spacing w:val="5"/>
     </w:rPr>
   </w:style>
-  <w:style w:type="character" w:styleId="Hyperlink">
+  <w:style w:type="character" w:styleId="Hipervnculo">
     <w:name w:val="Hyperlink"/>
-    <w:basedOn w:val="DefaultParagraphFont"/>
+    <w:basedOn w:val="Fuentedeprrafopredeter"/>
     <w:uiPriority w:val="99"/>
     <w:unhideWhenUsed/>
     <w:rsid w:val="00FF61BC"/>
@@ -2156,9 +2725,9 @@
       <w:u w:val="single"/>
     </w:rPr>
   </w:style>
-  <w:style w:type="character" w:styleId="UnresolvedMention">
+  <w:style w:type="character" w:styleId="Mencinsinresolver">
     <w:name w:val="Unresolved Mention"/>
-    <w:basedOn w:val="DefaultParagraphFont"/>
+    <w:basedOn w:val="Fuentedeprrafopredeter"/>
     <w:uiPriority w:val="99"/>
     <w:semiHidden/>
     <w:unhideWhenUsed/>
@@ -2166,6 +2735,16 @@
     <w:rPr>
       <w:color w:val="605E5C"/>
       <w:shd w:val="clear" w:color="auto" w:fill="E1DFDD"/>
+    </w:rPr>
+  </w:style>
+  <w:style w:type="character" w:styleId="Textodelmarcadordeposicin">
+    <w:name w:val="Placeholder Text"/>
+    <w:basedOn w:val="Fuentedeprrafopredeter"/>
+    <w:uiPriority w:val="99"/>
+    <w:semiHidden/>
+    <w:rsid w:val="00CA0FC9"/>
+    <w:rPr>
+      <w:color w:val="666666"/>
     </w:rPr>
   </w:style>
 </w:styles>
